--- a/library/migrations/phased-gpo-to-intune-transition-program/v1.0.0/deliverables/GPOPROG-Solution.docx
+++ b/library/migrations/phased-gpo-to-intune-transition-program/v1.0.0/deliverables/GPOPROG-Solution.docx
@@ -336,7 +336,7 @@
         <w:pStyle w:val="Heading2"/>
       </w:pPr>
       <w:r>
-        <w:t>The Phoenixtekk deployment model</w:t>
+        <w:t>The standard deployment model</w:t>
       </w:r>
     </w:p>
     <w:p>

--- a/library/migrations/phased-gpo-to-intune-transition-program/v1.0.0/deliverables/GPOPROG-Solution.docx
+++ b/library/migrations/phased-gpo-to-intune-transition-program/v1.0.0/deliverables/GPOPROG-Solution.docx
@@ -91,7 +91,7 @@
         <w:rPr>
           <w:b/>
         </w:rPr>
-        <w:t>Workplace Marketplace · Migrations</w:t>
+        <w:t>White-label · Migrations</w:t>
       </w:r>
     </w:p>
     <w:p>
@@ -6232,7 +6232,7 @@
         <w:t>Purpose:</w:t>
       </w:r>
       <w:r>
-        <w:t xml:space="preserve"> Read-only readiness baseline for the transition program. On a domain-joined admin workstation it uses the GroupPolicy module to enumerate every GPO (scope, link state, enabled state) as the rationalization backlog input; it reports the local device's MDMWinsOverGP precedence state; and (with -UseGraph) it reports Intune coverage of the in-scope device population via Microsoft Graph. Nothing is changed. HOW TO RUN On a domain-joined admin workstation (RSAT Group Policy Management Tools installed): powershell -ExecutionPolicy Bypass -File .\GPOPROG-Discovery.ps1 -OutputPath .\GPOPROG-Out Add Intune coverage (Microsoft.Graph module + DeviceManagementManagedDevices.Read.All): powershell -ExecutionPolicy Bypass -File .\GPOPROG-Discovery.ps1 -UseGraph EXPECTED RESULTS A GPO inventory table + CSV (DisplayName, Id, GpoStatus, link/enabled state) for rationalization, the local MDMWinsOverGP precedence state, and — with -UseGraph — a count of Intune-managed Windows devices (coverage signal). Read-only. .NOTES Workplace Marketplace — Migrations. Read-only. Requires the GroupPolicy module for the GPO side (Add-WindowsCapability -Online -Name Rsat.GroupPolicy.Management.Tools~~~~0.0.1.0). #&gt; [CmdletBinding()] param( [string] $OutputPath = ".\GPOPROG-Out", [switch] $UseGraph )</w:t>
+        <w:t xml:space="preserve"> Read-only readiness baseline for the transition program. On a domain-joined admin workstation it uses the GroupPolicy module to enumerate every GPO (scope, link state, enabled state) as the rationalization backlog input; it reports the local device's MDMWinsOverGP precedence state; and (with -UseGraph) it reports Intune coverage of the in-scope device population via Microsoft Graph. Nothing is changed. HOW TO RUN On a domain-joined admin workstation (RSAT Group Policy Management Tools installed): powershell -ExecutionPolicy Bypass -File .\GPOPROG-Discovery.ps1 -OutputPath .\GPOPROG-Out Add Intune coverage (Microsoft.Graph module + DeviceManagementManagedDevices.Read.All): powershell -ExecutionPolicy Bypass -File .\GPOPROG-Discovery.ps1 -UseGraph EXPECTED RESULTS A GPO inventory table + CSV (DisplayName, Id, GpoStatus, link/enabled state) for rationalization, the local MDMWinsOverGP precedence state, and — with -UseGraph — a count of Intune-managed Windows devices (coverage signal). Read-only. .NOTES Migrations. Read-only. Requires the GroupPolicy module for the GPO side (Add-WindowsCapability -Online -Name Rsat.GroupPolicy.Management.Tools~~~~0.0.1.0). &gt; [CmdletBinding()] param( [string] $OutputPath = ".\GPOPROG-Out", [switch] $UseGraph )</w:t>
       </w:r>
     </w:p>
     <w:p>
@@ -6243,7 +6243,7 @@
         <w:t>How to run:</w:t>
       </w:r>
       <w:r>
-        <w:t xml:space="preserve"> On a domain-joined admin workstation (RSAT Group Policy Management Tools installed): powershell -ExecutionPolicy Bypass -File .\GPOPROG-Discovery.ps1 -OutputPath .\GPOPROG-Out Add Intune coverage (Microsoft.Graph module + DeviceManagementManagedDevices.Read.All): powershell -ExecutionPolicy Bypass -File .\GPOPROG-Discovery.ps1 -UseGraph EXPECTED RESULTS A GPO inventory table + CSV (DisplayName, Id, GpoStatus, link/enabled state) for rationalization, the local MDMWinsOverGP precedence state, and — with -UseGraph — a count of Intune-managed Windows devices (coverage signal). Read-only. .NOTES Workplace Marketplace — Migrations. Read-only. Requires the GroupPolicy module for the GPO side (Add-WindowsCapability -Online -Name Rsat.GroupPolicy.Management.Tools~~~~0.0.1.0). #&gt; [CmdletBinding()] param( [string] $OutputPath = ".\GPOPROG-Out", [switch] $UseGraph )</w:t>
+        <w:t xml:space="preserve"> On a domain-joined admin workstation (RSAT Group Policy Management Tools installed): powershell -ExecutionPolicy Bypass -File .\GPOPROG-Discovery.ps1 -OutputPath .\GPOPROG-Out Add Intune coverage (Microsoft.Graph module + DeviceManagementManagedDevices.Read.All): powershell -ExecutionPolicy Bypass -File .\GPOPROG-Discovery.ps1 -UseGraph EXPECTED RESULTS A GPO inventory table + CSV (DisplayName, Id, GpoStatus, link/enabled state) for rationalization, the local MDMWinsOverGP precedence state, and — with -UseGraph — a count of Intune-managed Windows devices (coverage signal). Read-only. .NOTES Migrations. Read-only. Requires the GroupPolicy module for the GPO side (Add-WindowsCapability -Online -Name Rsat.GroupPolicy.Management.Tools~~~~0.0.1.0). &gt; [CmdletBinding()] param( [string] $OutputPath = ".\GPOPROG-Out", [switch] $UseGraph )</w:t>
       </w:r>
     </w:p>
     <w:p>
@@ -6262,7 +6262,7 @@
         <w:t>Purpose:</w:t>
       </w:r>
       <w:r>
-        <w:t xml:space="preserve"> Resolves the most common transition conflict: Group Policy still winning over migrated Intune settings (the precedence fight behind same-setting conflicts and evaluation loops). It sets the local MDMWinsOverGP (ControlPolicyConflict) value so MDM/Intune wins, then requests an MDM sync so policy re-evaluates. Runs in -WhatIf mode by DEFAULT and changes nothing until you pass -Apply. The durable fix is the Intune policy 'Coexistence Policy - MDM Wins Over GP - All Migrated' plus scoping the legacy GPO away for the affected area; this script unblocks a device for per-phase testing. HOW TO RUN Preview (default, no changes): powershell -ExecutionPolicy Bypass -File .\GPOPROG-Remediation.ps1 Apply on a phase-scope pilot device (elevated): powershell -ExecutionPolicy Bypass -File .\GPOPROG-Remediation.ps1 -Apply EXPECTED RESULTS In preview: prints what WOULD change (MDMWinsOverGP -&gt; 1) and exits. With -Apply: sets MDMWinsOverGP=1, requests an MDM sync, and advises re-running GPOPROG-Validation.ps1 and scoping the legacy GPO away for the conflicting area. .NOTES Workplace Marketplace — Migrations. -WhatIf by default; -Apply makes changes. #&gt; [CmdletBinding(SupportsShouldProcess = $true, ConfirmImpact = 'High')] param( [switch] $Apply )</w:t>
+        <w:t xml:space="preserve"> Resolves the most common transition conflict: Group Policy still winning over migrated Intune settings (the precedence fight behind same-setting conflicts and evaluation loops). It sets the local MDMWinsOverGP (ControlPolicyConflict) value so MDM/Intune wins, then requests an MDM sync so policy re-evaluates. Runs in -WhatIf mode by DEFAULT and changes nothing until you pass -Apply. The durable fix is the Intune policy 'Coexistence Policy - MDM Wins Over GP - All Migrated' plus scoping the legacy GPO away for the affected area; this script unblocks a device for per-phase testing. HOW TO RUN Preview (default, no changes): powershell -ExecutionPolicy Bypass -File .\GPOPROG-Remediation.ps1 Apply on a phase-scope pilot device (elevated): powershell -ExecutionPolicy Bypass -File .\GPOPROG-Remediation.ps1 -Apply EXPECTED RESULTS In preview: prints what WOULD change (MDMWinsOverGP -&gt; 1) and exits. With -Apply: sets MDMWinsOverGP=1, requests an MDM sync, and advises re-running GPOPROG-Validation.ps1 and scoping the legacy GPO away for the conflicting area. .NOTES Migrations. -WhatIf by default; -Apply makes changes. &gt; [CmdletBinding(SupportsShouldProcess = $true, ConfirmImpact = 'High')] param( [switch] $Apply )</w:t>
       </w:r>
     </w:p>
     <w:p>
@@ -6273,7 +6273,7 @@
         <w:t>How to run:</w:t>
       </w:r>
       <w:r>
-        <w:t xml:space="preserve"> Preview (default, no changes): powershell -ExecutionPolicy Bypass -File .\GPOPROG-Remediation.ps1 Apply on a phase-scope pilot device (elevated): powershell -ExecutionPolicy Bypass -File .\GPOPROG-Remediation.ps1 -Apply EXPECTED RESULTS In preview: prints what WOULD change (MDMWinsOverGP -&gt; 1) and exits. With -Apply: sets MDMWinsOverGP=1, requests an MDM sync, and advises re-running GPOPROG-Validation.ps1 and scoping the legacy GPO away for the conflicting area. .NOTES Workplace Marketplace — Migrations. -WhatIf by default; -Apply makes changes. #&gt; [CmdletBinding(SupportsShouldProcess = $true, ConfirmImpact = 'High')] param( [switch] $Apply )</w:t>
+        <w:t xml:space="preserve"> Preview (default, no changes): powershell -ExecutionPolicy Bypass -File .\GPOPROG-Remediation.ps1 Apply on a phase-scope pilot device (elevated): powershell -ExecutionPolicy Bypass -File .\GPOPROG-Remediation.ps1 -Apply EXPECTED RESULTS In preview: prints what WOULD change (MDMWinsOverGP -&gt; 1) and exits. With -Apply: sets MDMWinsOverGP=1, requests an MDM sync, and advises re-running GPOPROG-Validation.ps1 and scoping the legacy GPO away for the conflicting area. .NOTES Migrations. -WhatIf by default; -Apply makes changes. &gt; [CmdletBinding(SupportsShouldProcess = $true, ConfirmImpact = 'High')] param( [switch] $Apply )</w:t>
       </w:r>
     </w:p>
     <w:p>
@@ -6292,7 +6292,7 @@
         <w:t>Purpose:</w:t>
       </w:r>
       <w:r>
-        <w:t xml:space="preserve"> Aggregates the program's status. It reads the per-phase validation snapshots produced by GPOPROG-Validation.ps1 (GPOPROG-Validation-*.json) to report, per phase, the precedence state and any loop/conflict findings; and (with -UseGraph) lists the phase scope groups and the Intune transition policies named to the convention (Coexistence Policy / Settings Catalog / Endpoint Security) with their assignments. Produces the gate-readiness view and program KPIs. Read-only. HOW TO RUN From the folder holding the validation snapshots: powershell -ExecutionPolicy Bypass -File .\GPOPROG-Report.ps1 -SnapshotPath . Add the Intune-side view (Microsoft.Graph + DeviceManagementConfiguration.Read.All, Group.Read.All): powershell -ExecutionPolicy Bypass -File .\GPOPROG-Report.ps1 -UseGraph EXPECTED RESULTS A per-phase table (phase, precedence state, loop/conflict count, gate state) and KPIs (precedence coverage, open conflicts/loops). With -UseGraph: the phase scope groups and the named transition policies + assignments. Read-only. .NOTES Workplace Marketplace — Migrations. Read-only. #&gt; [CmdletBinding()] param( [string] $SnapshotPath = ".", [switch] $UseGraph )</w:t>
+        <w:t xml:space="preserve"> Aggregates the program's status. It reads the per-phase validation snapshots produced by GPOPROG-Validation.ps1 (GPOPROG-Validation-*.json) to report, per phase, the precedence state and any loop/conflict findings; and (with -UseGraph) lists the phase scope groups and the Intune transition policies named to the convention (Coexistence Policy / Settings Catalog / Endpoint Security) with their assignments. Produces the gate-readiness view and program KPIs. Read-only. HOW TO RUN From the folder holding the validation snapshots: powershell -ExecutionPolicy Bypass -File .\GPOPROG-Report.ps1 -SnapshotPath . Add the Intune-side view (Microsoft.Graph + DeviceManagementConfiguration.Read.All, Group.Read.All): powershell -ExecutionPolicy Bypass -File .\GPOPROG-Report.ps1 -UseGraph EXPECTED RESULTS A per-phase table (phase, precedence state, loop/conflict count, gate state) and KPIs (precedence coverage, open conflicts/loops). With -UseGraph: the phase scope groups and the named transition policies + assignments. Read-only. .NOTES Migrations. Read-only. &gt; [CmdletBinding()] param( [string] $SnapshotPath = ".", [switch] $UseGraph )</w:t>
       </w:r>
     </w:p>
     <w:p>
@@ -6303,7 +6303,7 @@
         <w:t>How to run:</w:t>
       </w:r>
       <w:r>
-        <w:t xml:space="preserve"> From the folder holding the validation snapshots: powershell -ExecutionPolicy Bypass -File .\GPOPROG-Report.ps1 -SnapshotPath . Add the Intune-side view (Microsoft.Graph + DeviceManagementConfiguration.Read.All, Group.Read.All): powershell -ExecutionPolicy Bypass -File .\GPOPROG-Report.ps1 -UseGraph EXPECTED RESULTS A per-phase table (phase, precedence state, loop/conflict count, gate state) and KPIs (precedence coverage, open conflicts/loops). With -UseGraph: the phase scope groups and the named transition policies + assignments. Read-only. .NOTES Workplace Marketplace — Migrations. Read-only. #&gt; [CmdletBinding()] param( [string] $SnapshotPath = ".", [switch] $UseGraph )</w:t>
+        <w:t xml:space="preserve"> From the folder holding the validation snapshots: powershell -ExecutionPolicy Bypass -File .\GPOPROG-Report.ps1 -SnapshotPath . Add the Intune-side view (Microsoft.Graph + DeviceManagementConfiguration.Read.All, Group.Read.All): powershell -ExecutionPolicy Bypass -File .\GPOPROG-Report.ps1 -UseGraph EXPECTED RESULTS A per-phase table (phase, precedence state, loop/conflict count, gate state) and KPIs (precedence coverage, open conflicts/loops). With -UseGraph: the phase scope groups and the named transition policies + assignments. Read-only. .NOTES Migrations. Read-only. &gt; [CmdletBinding()] param( [string] $SnapshotPath = ".", [switch] $UseGraph )</w:t>
       </w:r>
     </w:p>
     <w:p>
@@ -6322,7 +6322,7 @@
         <w:t>Purpose:</w:t>
       </w:r>
       <w:r>
-        <w:t xml:space="preserve"> Creates (idempotently) the two Entra security groups used to target one transition phase — the pilot and broad scope — named to the solution convention, and optionally seeds the pilot group with device members: 'Transition Wave - &lt;Phase&gt; - Pilot' 'Transition Wave - &lt;Phase&gt; - Broad' Existing groups with the same name are reused, not duplicated. Use the resulting names verbatim in the Intune assignments from the Implementation Guide. HOW TO RUN Core OS phase (default): powershell -ExecutionPolicy Bypass -File .\GPOPROG-Set-PhaseScopeTargeting.ps1 -Phase "Core OS" A security phase, seeding pilot devices: powershell -ExecutionPolicy Bypass -File .\GPOPROG-Set-PhaseScopeTargeting.ps1 -Phase "Firewall" -PilotDeviceIds 'objId1','objId2' Requires the Microsoft.Graph module and Group.ReadWrite.All (admin consent). EXPECTED RESULTS Both phase scope groups exist (created or found) with their object IDs printed; any supplied pilot device object IDs are added to the pilot group. .NOTES Workplace Marketplace — Migrations. Creates/updates Entra groups only. #&gt; [CmdletBinding(SupportsShouldProcess = $true)] param( [ValidateSet('Core OS','Firewall','App Control')] [string] $Phase = 'Core OS', [string[]] $PilotDeviceIds = @() )</w:t>
+        <w:t xml:space="preserve"> Creates (idempotently) the two Entra security groups used to target one transition phase — the pilot and broad scope — named to the solution convention, and optionally seeds the pilot group with device members: 'Transition Wave - &lt;Phase&gt; - Pilot' 'Transition Wave - &lt;Phase&gt; - Broad' Existing groups with the same name are reused, not duplicated. Use the resulting names verbatim in the Intune assignments from the Implementation Guide. HOW TO RUN Core OS phase (default): powershell -ExecutionPolicy Bypass -File .\GPOPROG-Set-PhaseScopeTargeting.ps1 -Phase "Core OS" A security phase, seeding pilot devices: powershell -ExecutionPolicy Bypass -File .\GPOPROG-Set-PhaseScopeTargeting.ps1 -Phase "Firewall" -PilotDeviceIds 'objId1','objId2' Requires the Microsoft.Graph module and Group.ReadWrite.All (admin consent). EXPECTED RESULTS Both phase scope groups exist (created or found) with their object IDs printed; any supplied pilot device object IDs are added to the pilot group. .NOTES Migrations. Creates/updates Entra groups only. &gt; [CmdletBinding(SupportsShouldProcess = $true)] param( [ValidateSet('Core OS','Firewall','App Control')] [string] $Phase = 'Core OS', [string[]] $PilotDeviceIds = @() )</w:t>
       </w:r>
     </w:p>
     <w:p>
@@ -6333,7 +6333,7 @@
         <w:t>How to run:</w:t>
       </w:r>
       <w:r>
-        <w:t xml:space="preserve"> Core OS phase (default): powershell -ExecutionPolicy Bypass -File .\GPOPROG-Set-PhaseScopeTargeting.ps1 -Phase "Core OS" A security phase, seeding pilot devices: powershell -ExecutionPolicy Bypass -File .\GPOPROG-Set-PhaseScopeTargeting.ps1 -Phase "Firewall" -PilotDeviceIds 'objId1','objId2' Requires the Microsoft.Graph module and Group.ReadWrite.All (admin consent). EXPECTED RESULTS Both phase scope groups exist (created or found) with their object IDs printed; any supplied pilot device object IDs are added to the pilot group. .NOTES Workplace Marketplace — Migrations. Creates/updates Entra groups only. #&gt; [CmdletBinding(SupportsShouldProcess = $true)] param( [ValidateSet('Core OS','Firewall','App Control')] [string] $Phase = 'Core OS', [string[]] $PilotDeviceIds = @() )</w:t>
+        <w:t xml:space="preserve"> Core OS phase (default): powershell -ExecutionPolicy Bypass -File .\GPOPROG-Set-PhaseScopeTargeting.ps1 -Phase "Core OS" A security phase, seeding pilot devices: powershell -ExecutionPolicy Bypass -File .\GPOPROG-Set-PhaseScopeTargeting.ps1 -Phase "Firewall" -PilotDeviceIds 'objId1','objId2' Requires the Microsoft.Graph module and Group.ReadWrite.All (admin consent). EXPECTED RESULTS Both phase scope groups exist (created or found) with their object IDs printed; any supplied pilot device object IDs are added to the pilot group. .NOTES Migrations. Creates/updates Entra groups only. &gt; [CmdletBinding(SupportsShouldProcess = $true)] param( [ValidateSet('Core OS','Firewall','App Control')] [string] $Phase = 'Core OS', [string[]] $PilotDeviceIds = @() )</w:t>
       </w:r>
     </w:p>
     <w:p>
@@ -6352,7 +6352,7 @@
         <w:t>Purpose:</w:t>
       </w:r>
       <w:r>
-        <w:t xml:space="preserve"> Confirms a transition phase is safe to advance. On a device in the phase's scope it: reads the MDMWinsOverGP (ControlPolicyConflict) precedence state; lists the applied MDM PolicyManager values Intune is enforcing; and (when -PreviousSnapshot is supplied) compares against a prior run to detect FLIP/LOOP signatures (a setting whose value changed between cycles = the loop signature this program guards against). Writes a snapshot for the next run. Read-only against the device. HOW TO RUN On a phase-scope device (elevated). First run captures a baseline snapshot: powershell -ExecutionPolicy Bypass -File .\GPOPROG-Validation.ps1 -Phase "Core OS" After a policy cycle, compare to detect loops: powershell -ExecutionPolicy Bypass -File .\GPOPROG-Validation.ps1 -Phase "Core OS" -PreviousSnapshot .\GPOPROG-Validation-CoreOS.json EXPECTED RESULTS MDMWinsOverGP state (enabled = pass), the count of applied MDM settings, and — with a previous snapshot — a list of any settings that CHANGED value between cycles (loop signature). Zero changed settings + precedence enabled = the phase coexistence check passes. .NOTES Workplace Marketplace — Migrations. Read-only. #&gt; [CmdletBinding()] param( [string] $Phase = "Core OS", [string] $PreviousSnapshot, [string] $OutputPath = "." )</w:t>
+        <w:t xml:space="preserve"> Confirms a transition phase is safe to advance. On a device in the phase's scope it: reads the MDMWinsOverGP (ControlPolicyConflict) precedence state; lists the applied MDM PolicyManager values Intune is enforcing; and (when -PreviousSnapshot is supplied) compares against a prior run to detect FLIP/LOOP signatures (a setting whose value changed between cycles = the loop signature this program guards against). Writes a snapshot for the next run. Read-only against the device. HOW TO RUN On a phase-scope device (elevated). First run captures a baseline snapshot: powershell -ExecutionPolicy Bypass -File .\GPOPROG-Validation.ps1 -Phase "Core OS" After a policy cycle, compare to detect loops: powershell -ExecutionPolicy Bypass -File .\GPOPROG-Validation.ps1 -Phase "Core OS" -PreviousSnapshot .\GPOPROG-Validation-CoreOS.json EXPECTED RESULTS MDMWinsOverGP state (enabled = pass), the count of applied MDM settings, and — with a previous snapshot — a list of any settings that CHANGED value between cycles (loop signature). Zero changed settings + precedence enabled = the phase coexistence check passes. .NOTES Migrations. Read-only. &gt; [CmdletBinding()] param( [string] $Phase = "Core OS", [string] $PreviousSnapshot, [string] $OutputPath = "." )</w:t>
       </w:r>
     </w:p>
     <w:p>
@@ -6363,7 +6363,7 @@
         <w:t>How to run:</w:t>
       </w:r>
       <w:r>
-        <w:t xml:space="preserve"> On a phase-scope device (elevated). First run captures a baseline snapshot: powershell -ExecutionPolicy Bypass -File .\GPOPROG-Validation.ps1 -Phase "Core OS" After a policy cycle, compare to detect loops: powershell -ExecutionPolicy Bypass -File .\GPOPROG-Validation.ps1 -Phase "Core OS" -PreviousSnapshot .\GPOPROG-Validation-CoreOS.json EXPECTED RESULTS MDMWinsOverGP state (enabled = pass), the count of applied MDM settings, and — with a previous snapshot — a list of any settings that CHANGED value between cycles (loop signature). Zero changed settings + precedence enabled = the phase coexistence check passes. .NOTES Workplace Marketplace — Migrations. Read-only. #&gt; [CmdletBinding()] param( [string] $Phase = "Core OS", [string] $PreviousSnapshot, [string] $OutputPath = "." )</w:t>
+        <w:t xml:space="preserve"> On a phase-scope device (elevated). First run captures a baseline snapshot: powershell -ExecutionPolicy Bypass -File .\GPOPROG-Validation.ps1 -Phase "Core OS" After a policy cycle, compare to detect loops: powershell -ExecutionPolicy Bypass -File .\GPOPROG-Validation.ps1 -Phase "Core OS" -PreviousSnapshot .\GPOPROG-Validation-CoreOS.json EXPECTED RESULTS MDMWinsOverGP state (enabled = pass), the count of applied MDM settings, and — with a previous snapshot — a list of any settings that CHANGED value between cycles (loop signature). Zero changed settings + precedence enabled = the phase coexistence check passes. .NOTES Migrations. Read-only. &gt; [CmdletBinding()] param( [string] $Phase = "Core OS", [string] $PreviousSnapshot, [string] $OutputPath = "." )</w:t>
       </w:r>
     </w:p>
     <w:sectPr>
